--- a/ISTE 240 Project Report Phase 1.docx
+++ b/ISTE 240 Project Report Phase 1.docx
@@ -160,6 +160,34 @@
           <w:szCs w:val="24"/>
         </w:rPr>
         <w:t>Muhammed Safnas, 751008813</w:t>
+      </w:r>
+    </w:p>
+    <w:p>
+      <w:pPr>
+        <w:rPr>
+          <w:b/>
+          <w:bCs/>
+          <w:sz w:val="24"/>
+          <w:szCs w:val="24"/>
+        </w:rPr>
+      </w:pPr>
+      <w:r>
+        <w:rPr>
+          <w:b/>
+          <w:bCs/>
+          <w:sz w:val="24"/>
+          <w:szCs w:val="24"/>
+        </w:rPr>
+        <w:t xml:space="preserve">Yazan Ghawi, </w:t>
+      </w:r>
+      <w:r>
+        <w:rPr>
+          <w:b/>
+          <w:bCs/>
+          <w:sz w:val="24"/>
+          <w:szCs w:val="24"/>
+        </w:rPr>
+        <w:t>744000192</w:t>
       </w:r>
     </w:p>
     <w:p>
@@ -4467,6 +4495,7 @@
   <w:style w:type="character" w:default="1" w:styleId="DefaultParagraphFont">
     <w:name w:val="Default Paragraph Font"/>
     <w:uiPriority w:val="1"/>
+    <w:semiHidden/>
     <w:unhideWhenUsed/>
   </w:style>
   <w:style w:type="table" w:default="1" w:styleId="TableNormal">
